--- a/word_reports/LP_0287_위치_138_Quincy Jones_The Dude.docx
+++ b/word_reports/LP_0287_위치_138_Quincy Jones_The Dude.docx
@@ -4,7 +4,7 @@
   <w:body>
     <w:p>
       <w:pPr>
-        <w:spacing w:after="280"/>
+        <w:spacing w:after="80"/>
       </w:pPr>
       <w:r>
         <w:rPr w:rFonts="맑은 고딕">
@@ -13,94 +13,47 @@
           <w:color w:val="1E3A8A"/>
           <w:sz w:val="30"/>
         </w:rPr>
-        <w:t>[138] Quincy Jones - The Dude</w:t>
+        <w:t>Quincy Jones (퀸시 존스) - The Dude</w:t>
       </w:r>
     </w:p>
     <w:p>
       <w:pPr>
-        <w:spacing w:after="320"/>
+        <w:spacing w:after="240"/>
       </w:pPr>
       <w:r>
         <w:rPr w:rFonts="맑은 고딕">
           <w:rFonts w:ascii="맑은 고딕" w:hAnsi="맑은 고딕" w:eastAsia="맑은 고딕"/>
           <w:b/>
-          <w:sz w:val="20"/>
+          <w:color w:val="4B5563"/>
+          <w:sz w:val="22"/>
         </w:rPr>
-        <w:t>■ 위치 : 138</w:t>
-        <w:br/>
-      </w:r>
-      <w:r>
-        <w:rPr w:rFonts="맑은 고딕">
-          <w:rFonts w:ascii="맑은 고딕" w:hAnsi="맑은 고딕" w:eastAsia="맑은 고딕"/>
-          <w:b/>
-          <w:sz w:val="20"/>
-        </w:rPr>
-        <w:t>■ 아티스트 : Quincy Jones</w:t>
-        <w:br/>
-      </w:r>
-      <w:r>
-        <w:rPr w:rFonts="맑은 고딕">
-          <w:rFonts w:ascii="맑은 고딕" w:hAnsi="맑은 고딕" w:eastAsia="맑은 고딕"/>
-          <w:b/>
-          <w:sz w:val="20"/>
-        </w:rPr>
-        <w:t>■ 앨범명 : The Dude</w:t>
-        <w:br/>
-      </w:r>
-      <w:r>
-        <w:rPr w:rFonts="맑은 고딕">
-          <w:rFonts w:ascii="맑은 고딕" w:hAnsi="맑은 고딕" w:eastAsia="맑은 고딕"/>
-          <w:b w:val="0"/>
-          <w:sz w:val="20"/>
-        </w:rPr>
-        <w:t>■ 음반 레이블 : A&amp;M Records</w:t>
-        <w:br/>
-      </w:r>
-      <w:r>
-        <w:rPr w:rFonts="맑은 고딕">
-          <w:rFonts w:ascii="맑은 고딕" w:hAnsi="맑은 고딕" w:eastAsia="맑은 고딕"/>
-          <w:b w:val="0"/>
-          <w:sz w:val="20"/>
-        </w:rPr>
-        <w:t>■ 발매년도 : 1981</w:t>
-        <w:br/>
-      </w:r>
-      <w:r>
-        <w:rPr w:rFonts="맑은 고딕">
-          <w:rFonts w:ascii="맑은 고딕" w:hAnsi="맑은 고딕" w:eastAsia="맑은 고딕"/>
-          <w:b w:val="0"/>
-          <w:sz w:val="20"/>
-        </w:rPr>
-        <w:t>■ 장르 : 팝 / 펑크(Funk) / R&amp;B / 퓨전 재즈</w:t>
-        <w:br/>
-      </w:r>
-      <w:r>
-        <w:rPr w:rFonts="맑은 고딕">
-          <w:rFonts w:ascii="맑은 고딕" w:hAnsi="맑은 고딕" w:eastAsia="맑은 고딕"/>
-          <w:b w:val="0"/>
-          <w:sz w:val="20"/>
-        </w:rPr>
-        <w:t>■ 주요 수록곡 : - Ai No Corrida</w:t>
-        <w:br/>
+        <w:t>위치 :  138</w:t>
       </w:r>
     </w:p>
     <w:p>
       <w:pPr>
-        <w:spacing w:after="160"/>
+        <w:spacing w:line="324" w:lineRule="auto" w:before="80" w:after="160"/>
       </w:pPr>
       <w:r>
         <w:rPr w:rFonts="맑은 고딕">
           <w:rFonts w:ascii="맑은 고딕" w:hAnsi="맑은 고딕" w:eastAsia="맑은 고딕"/>
           <w:b/>
           <w:color w:val="1F2937"/>
-          <w:sz w:val="24"/>
+          <w:sz w:val="22"/>
         </w:rPr>
-        <w:t>■ 음반 해설 및 감상 가이드</w:t>
+        <w:t xml:space="preserve">[음반 소개] </w:t>
+      </w:r>
+      <w:r>
+        <w:rPr w:rFonts="맑은 고딕">
+          <w:rFonts w:ascii="맑은 고딕" w:hAnsi="맑은 고딕" w:eastAsia="맑은 고딕"/>
+          <w:b w:val="0"/>
+          <w:sz w:val="21"/>
+        </w:rPr>
       </w:r>
     </w:p>
     <w:p>
       <w:pPr>
-        <w:spacing w:line="312" w:lineRule="auto" w:after="120"/>
+        <w:spacing w:line="324" w:lineRule="auto" w:after="120"/>
       </w:pPr>
       <w:r>
         <w:rPr w:rFonts="맑은 고딕">
@@ -108,51 +61,516 @@
           <w:b w:val="0"/>
           <w:sz w:val="21"/>
         </w:rPr>
-        <w:t>1981년에 발매된 퀸시 존스(Quincy Jones)의 음반 《The Dude》는 20세기 대중음악사에서 프로듀싱과 편곡의 정점을 보여주는 시대를 초월한 명반입니다. 흑인 음악의 고유한 유산인 R&amp;B, 펑크(Funk), 재즈에 세련된 팝 감성을 정교하게 융합해 낸 이 음반은, 마이클 잭슨의 《Off the Wall》(1979)과 《Thriller》(1982) 사이를 잇는 교량적 위치에서 1980년대 하이파이(Hi-Fi) 사운드의 정교한 기준을 제시했습니다.</w:t>
+        <w:t>20세기 대중음악의 거장 퀸시 존스가 1981년에 빚어낸 [The Dude]는 세련된 소울과 훵크, 우아한 팝과 재즈의 미학이 완벽한 균형을 이루며 유려하게 흐르는 기념비적인 걸작입니다. 마이클 잭슨의 전설적인 명작들을 조율하던 정점의 시기에 탄생한 이 음반은, 프로듀서이자 편곡자로서 그의 탁월한 안목과 독보적인 오케스트레이션 감각이 집약된 황금빛 결정체입니다. 제임스 잉그램의 감미로운 보이스와 빈틈없이 조율된 혼 섹션, 그리고 유연하게 넘실대는 어반 그루브는 반세기를 지나서도 여전히 세련된 도시적 낭만을 들려줍니다. 시대를 초월한 사운드 디자인의 진수를 품은 채 청자에게 격조 높은 음악적 포만감을 안겨주는, 대중음악 역사상 가장 찬란한 유산 중 하나입니다.</w:t>
       </w:r>
     </w:p>
     <w:p>
       <w:pPr>
-        <w:spacing w:line="312" w:lineRule="auto" w:after="120"/>
+        <w:spacing w:line="324" w:lineRule="auto" w:before="200" w:after="80"/>
       </w:pPr>
+      <w:r>
+        <w:rPr w:rFonts="맑은 고딕">
+          <w:rFonts w:ascii="맑은 고딕" w:hAnsi="맑은 고딕" w:eastAsia="맑은 고딕"/>
+          <w:b/>
+          <w:color w:val="1E3A8A"/>
+          <w:sz w:val="24"/>
+        </w:rPr>
+        <w:t>1. 음반 데이터</w:t>
+      </w:r>
+    </w:p>
+    <w:p>
+      <w:pPr>
+        <w:spacing w:line="324" w:lineRule="auto" w:after="80"/>
+      </w:pPr>
+      <w:r>
+        <w:rPr w:rFonts="맑은 고딕">
+          <w:rFonts w:ascii="맑은 고딕" w:hAnsi="맑은 고딕" w:eastAsia="맑은 고딕"/>
+          <w:b w:val="0"/>
+          <w:color w:val="6B7280"/>
+          <w:sz w:val="21"/>
+        </w:rPr>
+        <w:t xml:space="preserve">· </w:t>
+      </w:r>
+      <w:r>
+        <w:rPr w:rFonts="맑은 고딕">
+          <w:rFonts w:ascii="맑은 고딕" w:hAnsi="맑은 고딕" w:eastAsia="맑은 고딕"/>
+          <w:b/>
+          <w:color w:val="1F2937"/>
+          <w:sz w:val="21"/>
+        </w:rPr>
+        <w:t xml:space="preserve">앨범명: </w:t>
+      </w:r>
       <w:r>
         <w:rPr w:rFonts="맑은 고딕">
           <w:rFonts w:ascii="맑은 고딕" w:hAnsi="맑은 고딕" w:eastAsia="맑은 고딕"/>
           <w:b w:val="0"/>
           <w:sz w:val="21"/>
         </w:rPr>
-        <w:t>본 음반의 음악적 가치는 퀸시 존스의 치밀한 프로듀싱 아래 당대 최고의 뮤지션들이 집결하여 만들어낸 완벽한 조화에 있습니다. 작곡가 로드 템퍼턴(Rod Temperton)의 입체적인 스코어링과 퀸시 존스의 유려한 브라스 편곡이 돋보이며, 당시 신예였던 제임스 인그램(James Ingram)과 베테랑 패티 오스틴(Patti Austin)의 탁월한 가창을 발굴해 앨범 전반에 깊은 페소스와 감도를 더했습니다. 리듬 섹션의 정갈한 바운스와 정밀한 오케스트레이션은 음반 전체에 타의 추종을 불허하는 고급스러운 광택을 부여합니다.</w:t>
+        <w:t>The Dude</w:t>
       </w:r>
     </w:p>
     <w:p>
       <w:pPr>
-        <w:spacing w:line="312" w:lineRule="auto" w:after="120"/>
+        <w:spacing w:line="324" w:lineRule="auto" w:after="80"/>
       </w:pPr>
+      <w:r>
+        <w:rPr w:rFonts="맑은 고딕">
+          <w:rFonts w:ascii="맑은 고딕" w:hAnsi="맑은 고딕" w:eastAsia="맑은 고딕"/>
+          <w:b w:val="0"/>
+          <w:color w:val="6B7280"/>
+          <w:sz w:val="21"/>
+        </w:rPr>
+        <w:t xml:space="preserve">· </w:t>
+      </w:r>
+      <w:r>
+        <w:rPr w:rFonts="맑은 고딕">
+          <w:rFonts w:ascii="맑은 고딕" w:hAnsi="맑은 고딕" w:eastAsia="맑은 고딕"/>
+          <w:b/>
+          <w:color w:val="1F2937"/>
+          <w:sz w:val="21"/>
+        </w:rPr>
+        <w:t xml:space="preserve">아티스트: </w:t>
+      </w:r>
       <w:r>
         <w:rPr w:rFonts="맑은 고딕">
           <w:rFonts w:ascii="맑은 고딕" w:hAnsi="맑은 고딕" w:eastAsia="맑은 고딕"/>
           <w:b w:val="0"/>
           <w:sz w:val="21"/>
         </w:rPr>
-        <w:t>앨범을 대표하는 'Ai No Corrida'는 강렬하고 에너지 넘치는 브라스 사운드와 디스코 리듬이 절묘하게 조화된 트랙으로 앨범의 포문을 화려하게 엽니다. 이어지는 'Just Once'와 'One Hundred Ways'는 제임스 인그램의 깊고 호소력 짙은 보컬이 빛을 발하는 불후의 R&amp;B 발라드로, 그에게 그래미 어워드 최우수 R&amp;B 보컬 연주상을 안겨주었습니다. 또한 거장 투츠 틸레망(Toots Thielemans)의 감성적인 하모니카 연주가 돋보이는 'Velas'는 앨범의 음악적 지평을 우아한 재즈의 영역까지 넓혀주는 감상 포인트입니다.</w:t>
+        <w:t>Quincy Jones (퀸시 존스)</w:t>
       </w:r>
     </w:p>
     <w:p>
       <w:pPr>
-        <w:spacing w:line="312" w:lineRule="auto" w:after="120"/>
+        <w:spacing w:line="324" w:lineRule="auto" w:after="80"/>
       </w:pPr>
+      <w:r>
+        <w:rPr w:rFonts="맑은 고딕">
+          <w:rFonts w:ascii="맑은 고딕" w:hAnsi="맑은 고딕" w:eastAsia="맑은 고딕"/>
+          <w:b w:val="0"/>
+          <w:color w:val="6B7280"/>
+          <w:sz w:val="21"/>
+        </w:rPr>
+        <w:t xml:space="preserve">· </w:t>
+      </w:r>
+      <w:r>
+        <w:rPr w:rFonts="맑은 고딕">
+          <w:rFonts w:ascii="맑은 고딕" w:hAnsi="맑은 고딕" w:eastAsia="맑은 고딕"/>
+          <w:b/>
+          <w:color w:val="1F2937"/>
+          <w:sz w:val="21"/>
+        </w:rPr>
+        <w:t xml:space="preserve">발매 정보: </w:t>
+      </w:r>
       <w:r>
         <w:rPr w:rFonts="맑은 고딕">
           <w:rFonts w:ascii="맑은 고딕" w:hAnsi="맑은 고딕" w:eastAsia="맑은 고딕"/>
           <w:b w:val="0"/>
           <w:sz w:val="21"/>
         </w:rPr>
-        <w:t>제24회 그래미 어워드에서 총 12개 부문에 노미네이트되어 3개 부문을 석권한 《The Dude》는 상업적 성공과 예술적 성취를 동시에 거머쥔 프로듀서 퀸시 존스의 음악적 집대성입니다. 풍부하면서도 섬세하게 다듬어진 아날로그 믹싱의 미학을 담고 있어, LP 매체 특유의 공간감과 다이내믹스를 만끽하고자 하는 음악 애호가들에게 영원한 필수 청취 음반으로 여겨집니다.</w:t>
+        <w:t>1981년 A&amp;M 레코드를 통해 발매된 본작은, 마이클 잭슨의 [Off The Wall] 대성공 이후이자 불멸의 명반 [Thriller]를 준비하던 황금기에 퀸시 존스가 자신의 음악적 철학과 진보된 스튜디오 레코딩 미학을 총집결하여 완성한 솔로 정규 앨범입니다.</w:t>
+      </w:r>
+    </w:p>
+    <w:p>
+      <w:pPr>
+        <w:spacing w:line="324" w:lineRule="auto" w:after="80"/>
+      </w:pPr>
+      <w:r>
+        <w:rPr w:rFonts="맑은 고딕">
+          <w:rFonts w:ascii="맑은 고딕" w:hAnsi="맑은 고딕" w:eastAsia="맑은 고딕"/>
+          <w:b w:val="0"/>
+          <w:color w:val="6B7280"/>
+          <w:sz w:val="21"/>
+        </w:rPr>
+        <w:t xml:space="preserve">· </w:t>
+      </w:r>
+      <w:r>
+        <w:rPr w:rFonts="맑은 고딕">
+          <w:rFonts w:ascii="맑은 고딕" w:hAnsi="맑은 고딕" w:eastAsia="맑은 고딕"/>
+          <w:b/>
+          <w:color w:val="1F2937"/>
+          <w:sz w:val="21"/>
+        </w:rPr>
+        <w:t xml:space="preserve">LP 인기도(판매량): </w:t>
+      </w:r>
+      <w:r>
+        <w:rPr w:rFonts="맑은 고딕">
+          <w:rFonts w:ascii="맑은 고딕" w:hAnsi="맑은 고딕" w:eastAsia="맑은 고딕"/>
+          <w:b w:val="0"/>
+          <w:sz w:val="21"/>
+        </w:rPr>
+        <w:t>발매 직후 미국 빌보드 200 차트 9위, R&amp;B 앨범 차트 3위를 기록하며 비평과 상업성 양면에서 눈부신 성취를 거두었으며, RIAA(미국음반산업협회) 플래티넘 인증을 획득하며 전 세계적으로 수백만 장이 판매되는 거대한 반향을 일으켰습니다.</w:t>
+      </w:r>
+    </w:p>
+    <w:p>
+      <w:pPr>
+        <w:spacing w:line="324" w:lineRule="auto" w:after="80"/>
+      </w:pPr>
+      <w:r>
+        <w:rPr w:rFonts="맑은 고딕">
+          <w:rFonts w:ascii="맑은 고딕" w:hAnsi="맑은 고딕" w:eastAsia="맑은 고딕"/>
+          <w:b w:val="0"/>
+          <w:color w:val="6B7280"/>
+          <w:sz w:val="21"/>
+        </w:rPr>
+        <w:t xml:space="preserve">· </w:t>
+      </w:r>
+      <w:r>
+        <w:rPr w:rFonts="맑은 고딕">
+          <w:rFonts w:ascii="맑은 고딕" w:hAnsi="맑은 고딕" w:eastAsia="맑은 고딕"/>
+          <w:b/>
+          <w:color w:val="1F2937"/>
+          <w:sz w:val="21"/>
+        </w:rPr>
+        <w:t xml:space="preserve">각종 수상경력: </w:t>
+      </w:r>
+      <w:r>
+        <w:rPr w:rFonts="맑은 고딕">
+          <w:rFonts w:ascii="맑은 고딕" w:hAnsi="맑은 고딕" w:eastAsia="맑은 고딕"/>
+          <w:b w:val="0"/>
+          <w:sz w:val="21"/>
+        </w:rPr>
+        <w:t>제24회 그래미 어워드에서 무려 12개 부문 후보에 오르는 경이로운 기록을 세웠으며, '최우수 R&amp;B 보컬 퍼포먼스(남성)'와 '최우수 인스트루멘털 편곡'을 비롯해 총 3개 부문을 석권하며 당대 음악계의 최고 권위를 인정받았습니다.</w:t>
+      </w:r>
+    </w:p>
+    <w:p>
+      <w:pPr>
+        <w:spacing w:line="324" w:lineRule="auto" w:before="200" w:after="80"/>
+      </w:pPr>
+      <w:r>
+        <w:rPr w:rFonts="맑은 고딕">
+          <w:rFonts w:ascii="맑은 고딕" w:hAnsi="맑은 고딕" w:eastAsia="맑은 고딕"/>
+          <w:b/>
+          <w:color w:val="1E3A8A"/>
+          <w:sz w:val="24"/>
+        </w:rPr>
+        <w:t>2. 아티스트 정보</w:t>
+      </w:r>
+    </w:p>
+    <w:p>
+      <w:pPr>
+        <w:spacing w:line="324" w:lineRule="auto" w:after="80"/>
+      </w:pPr>
+      <w:r>
+        <w:rPr w:rFonts="맑은 고딕">
+          <w:rFonts w:ascii="맑은 고딕" w:hAnsi="맑은 고딕" w:eastAsia="맑은 고딕"/>
+          <w:b w:val="0"/>
+          <w:color w:val="6B7280"/>
+          <w:sz w:val="21"/>
+        </w:rPr>
+        <w:t xml:space="preserve">· </w:t>
+      </w:r>
+      <w:r>
+        <w:rPr w:rFonts="맑은 고딕">
+          <w:rFonts w:ascii="맑은 고딕" w:hAnsi="맑은 고딕" w:eastAsia="맑은 고딕"/>
+          <w:b/>
+          <w:color w:val="1F2937"/>
+          <w:sz w:val="21"/>
+        </w:rPr>
+        <w:t xml:space="preserve">국적: </w:t>
+      </w:r>
+      <w:r>
+        <w:rPr w:rFonts="맑은 고딕">
+          <w:rFonts w:ascii="맑은 고딕" w:hAnsi="맑은 고딕" w:eastAsia="맑은 고딕"/>
+          <w:b w:val="0"/>
+          <w:sz w:val="21"/>
+        </w:rPr>
+        <w:t>미국 (USA)</w:t>
+      </w:r>
+    </w:p>
+    <w:p>
+      <w:pPr>
+        <w:spacing w:line="324" w:lineRule="auto" w:after="80"/>
+      </w:pPr>
+      <w:r>
+        <w:rPr w:rFonts="맑은 고딕">
+          <w:rFonts w:ascii="맑은 고딕" w:hAnsi="맑은 고딕" w:eastAsia="맑은 고딕"/>
+          <w:b w:val="0"/>
+          <w:color w:val="6B7280"/>
+          <w:sz w:val="21"/>
+        </w:rPr>
+        <w:t xml:space="preserve">· </w:t>
+      </w:r>
+      <w:r>
+        <w:rPr w:rFonts="맑은 고딕">
+          <w:rFonts w:ascii="맑은 고딕" w:hAnsi="맑은 고딕" w:eastAsia="맑은 고딕"/>
+          <w:b/>
+          <w:color w:val="1F2937"/>
+          <w:sz w:val="21"/>
+        </w:rPr>
+        <w:t xml:space="preserve">생몰년도: </w:t>
+      </w:r>
+      <w:r>
+        <w:rPr w:rFonts="맑은 고딕">
+          <w:rFonts w:ascii="맑은 고딕" w:hAnsi="맑은 고딕" w:eastAsia="맑은 고딕"/>
+          <w:b w:val="0"/>
+          <w:sz w:val="21"/>
+        </w:rPr>
+        <w:t>1933년 3월 14일 ~ 2024년 11월 3일</w:t>
+      </w:r>
+    </w:p>
+    <w:p>
+      <w:pPr>
+        <w:spacing w:line="324" w:lineRule="auto" w:after="80"/>
+      </w:pPr>
+      <w:r>
+        <w:rPr w:rFonts="맑은 고딕">
+          <w:rFonts w:ascii="맑은 고딕" w:hAnsi="맑은 고딕" w:eastAsia="맑은 고딕"/>
+          <w:b w:val="0"/>
+          <w:color w:val="6B7280"/>
+          <w:sz w:val="21"/>
+        </w:rPr>
+        <w:t xml:space="preserve">· </w:t>
+      </w:r>
+      <w:r>
+        <w:rPr w:rFonts="맑은 고딕">
+          <w:rFonts w:ascii="맑은 고딕" w:hAnsi="맑은 고딕" w:eastAsia="맑은 고딕"/>
+          <w:b/>
+          <w:color w:val="1F2937"/>
+          <w:sz w:val="21"/>
+        </w:rPr>
+        <w:t xml:space="preserve">그룹 소속: </w:t>
+      </w:r>
+      <w:r>
+        <w:rPr w:rFonts="맑은 고딕">
+          <w:rFonts w:ascii="맑은 고딕" w:hAnsi="맑은 고딕" w:eastAsia="맑은 고딕"/>
+          <w:b w:val="0"/>
+          <w:sz w:val="21"/>
+        </w:rPr>
+        <w:t>솔로 (프로듀서, 작곡가, 편곡가, 지휘자)</w:t>
+      </w:r>
+    </w:p>
+    <w:p>
+      <w:pPr>
+        <w:spacing w:line="324" w:lineRule="auto" w:after="80"/>
+      </w:pPr>
+      <w:r>
+        <w:rPr w:rFonts="맑은 고딕">
+          <w:rFonts w:ascii="맑은 고딕" w:hAnsi="맑은 고딕" w:eastAsia="맑은 고딕"/>
+          <w:b w:val="0"/>
+          <w:color w:val="6B7280"/>
+          <w:sz w:val="21"/>
+        </w:rPr>
+        <w:t xml:space="preserve">· </w:t>
+      </w:r>
+      <w:r>
+        <w:rPr w:rFonts="맑은 고딕">
+          <w:rFonts w:ascii="맑은 고딕" w:hAnsi="맑은 고딕" w:eastAsia="맑은 고딕"/>
+          <w:b/>
+          <w:color w:val="1F2937"/>
+          <w:sz w:val="21"/>
+        </w:rPr>
+        <w:t xml:space="preserve">아티스트 소개: </w:t>
+      </w:r>
+      <w:r>
+        <w:rPr w:rFonts="맑은 고딕">
+          <w:rFonts w:ascii="맑은 고딕" w:hAnsi="맑은 고딕" w:eastAsia="맑은 고딕"/>
+          <w:b w:val="0"/>
+          <w:sz w:val="21"/>
+        </w:rPr>
+        <w:t>퀸시 존스는 재즈 빅밴드의 트럼펫 연주자이자 편곡자로 음악 여정을 시작하여 팝, R&amp;B, 소울, 영화 음악에 이르기까지 20세기 현대 음악의 지형도를 단신으로 재편한 위대한 거장입니다. 그래미 어워드 통산 28회 수상에 빛나는 그는 장르의 경계를 유려하게 허무는 세련된 화성학적 감각과 완벽주의에 가까운 사운드 프로덕션으로 대중문화사에 불멸의 족적을 남겼습니다.</w:t>
+      </w:r>
+    </w:p>
+    <w:p>
+      <w:pPr>
+        <w:spacing w:line="324" w:lineRule="auto" w:before="200" w:after="80"/>
+      </w:pPr>
+      <w:r>
+        <w:rPr w:rFonts="맑은 고딕">
+          <w:rFonts w:ascii="맑은 고딕" w:hAnsi="맑은 고딕" w:eastAsia="맑은 고딕"/>
+          <w:b/>
+          <w:color w:val="1E3A8A"/>
+          <w:sz w:val="24"/>
+        </w:rPr>
+        <w:t>3. 음반 상세 분석</w:t>
+      </w:r>
+    </w:p>
+    <w:p>
+      <w:pPr>
+        <w:spacing w:line="324" w:lineRule="auto" w:after="80"/>
+      </w:pPr>
+      <w:r>
+        <w:rPr w:rFonts="맑은 고딕">
+          <w:rFonts w:ascii="맑은 고딕" w:hAnsi="맑은 고딕" w:eastAsia="맑은 고딕"/>
+          <w:b w:val="0"/>
+          <w:color w:val="6B7280"/>
+          <w:sz w:val="21"/>
+        </w:rPr>
+        <w:t xml:space="preserve">· </w:t>
+      </w:r>
+      <w:r>
+        <w:rPr w:rFonts="맑은 고딕">
+          <w:rFonts w:ascii="맑은 고딕" w:hAnsi="맑은 고딕" w:eastAsia="맑은 고딕"/>
+          <w:b/>
+          <w:color w:val="1F2937"/>
+          <w:sz w:val="21"/>
+        </w:rPr>
+        <w:t xml:space="preserve">역사적 위치: </w:t>
+      </w:r>
+      <w:r>
+        <w:rPr w:rFonts="맑은 고딕">
+          <w:rFonts w:ascii="맑은 고딕" w:hAnsi="맑은 고딕" w:eastAsia="맑은 고딕"/>
+          <w:b w:val="0"/>
+          <w:sz w:val="21"/>
+        </w:rPr>
+        <w:t>[The Dude]는 1970년대 후반의 디스코 열풍이 정제되어 1980년대 현대적인 세련미를 띤 어반 팝(Urban Pop)과 컨템퍼러리 R&amp;B로 진화하는 음악사적 변곡점에 위치한 명반입니다. 전설적인 엔지니어 브루스 스위디언과 협업하여 완성한 정교하고 입체적인 음향은 훗날 역사상 최고의 베스트셀러가 된 마이클 잭슨 [Thriller] 사운드의 모태이자 표준이 되었으며, 오늘날까지 프로듀싱의 절대적 교과서로 칭송받고 있습니다.</w:t>
+      </w:r>
+    </w:p>
+    <w:p>
+      <w:pPr>
+        <w:spacing w:line="324" w:lineRule="auto" w:after="80"/>
+      </w:pPr>
+      <w:r>
+        <w:rPr w:rFonts="맑은 고딕">
+          <w:rFonts w:ascii="맑은 고딕" w:hAnsi="맑은 고딕" w:eastAsia="맑은 고딕"/>
+          <w:b w:val="0"/>
+          <w:color w:val="6B7280"/>
+          <w:sz w:val="21"/>
+        </w:rPr>
+        <w:t xml:space="preserve">· </w:t>
+      </w:r>
+      <w:r>
+        <w:rPr w:rFonts="맑은 고딕">
+          <w:rFonts w:ascii="맑은 고딕" w:hAnsi="맑은 고딕" w:eastAsia="맑은 고딕"/>
+          <w:b/>
+          <w:color w:val="1F2937"/>
+          <w:sz w:val="21"/>
+        </w:rPr>
+        <w:t xml:space="preserve">시대의 흔적(스토리텔링): </w:t>
+      </w:r>
+      <w:r>
+        <w:rPr w:rFonts="맑은 고딕">
+          <w:rFonts w:ascii="맑은 고딕" w:hAnsi="맑은 고딕" w:eastAsia="맑은 고딕"/>
+          <w:b w:val="0"/>
+          <w:sz w:val="21"/>
+        </w:rPr>
+        <w:t>1980년대 초, 화려한 네온사인과 도시의 역동성 속에서 청춘들이 갈망하던 낭만과 밤의 공기가 앨범 전체에 매혹적으로 흐르고 있습니다. 라디오 주파수를 타고 흘러나오는 감미로운 멜로디에 가슴을 적시고 댄스 플로어의 세련된 리듬에 몸을 맡기던 당시 젊은이들의 감수성과 풍요로웠던 아날로그 시대의 온기가 고스란히 각인되어 있습니다.</w:t>
+      </w:r>
+    </w:p>
+    <w:p>
+      <w:pPr>
+        <w:spacing w:line="324" w:lineRule="auto" w:before="200" w:after="80"/>
+      </w:pPr>
+      <w:r>
+        <w:rPr w:rFonts="맑은 고딕">
+          <w:rFonts w:ascii="맑은 고딕" w:hAnsi="맑은 고딕" w:eastAsia="맑은 고딕"/>
+          <w:b/>
+          <w:color w:val="1E3A8A"/>
+          <w:sz w:val="24"/>
+        </w:rPr>
+        <w:t>4. 주요 수록곡 및 감상 제언</w:t>
+      </w:r>
+    </w:p>
+    <w:p>
+      <w:pPr>
+        <w:spacing w:line="324" w:lineRule="auto" w:after="80"/>
+      </w:pPr>
+      <w:r>
+        <w:rPr w:rFonts="맑은 고딕">
+          <w:rFonts w:ascii="맑은 고딕" w:hAnsi="맑은 고딕" w:eastAsia="맑은 고딕"/>
+          <w:b w:val="0"/>
+          <w:color w:val="6B7280"/>
+          <w:sz w:val="21"/>
+        </w:rPr>
+        <w:t xml:space="preserve">· </w:t>
+      </w:r>
+      <w:r>
+        <w:rPr w:rFonts="맑은 고딕">
+          <w:rFonts w:ascii="맑은 고딕" w:hAnsi="맑은 고딕" w:eastAsia="맑은 고딕"/>
+          <w:b/>
+          <w:color w:val="1F2937"/>
+          <w:sz w:val="21"/>
+        </w:rPr>
+        <w:t xml:space="preserve">주요 수록곡 특징: </w:t>
+      </w:r>
+      <w:r>
+        <w:rPr w:rFonts="맑은 고딕">
+          <w:rFonts w:ascii="맑은 고딕" w:hAnsi="맑은 고딕" w:eastAsia="맑은 고딕"/>
+          <w:b w:val="0"/>
+          <w:sz w:val="21"/>
+        </w:rPr>
+        <w:t>앨범의 포문을 여는 "Ai No Corrida"는 폭발적인 브라스와 매혹적인 그루브로 단숨에 귀를 사로잡으며, 무명이었던 제임스 잉그램을 단숨에 스타덤에 올려놓은 "Just Once"와 "One Hundred Ways"는 서정적인 멜로디와 호소력 짙은 음색이 어우러져 깊은 울림을 자아냅니다. 또한 패티 오스틴의 산뜻한 보컬이 돋보이는 "Razzamatazz"와 타이틀곡 "The Dude"에 이르기까지, 전 곡이 유기적인 완결성을 뽐내며 유려한 도회적 서정미를 선사합니다.</w:t>
+      </w:r>
+    </w:p>
+    <w:p>
+      <w:pPr>
+        <w:spacing w:line="324" w:lineRule="auto" w:after="80"/>
+      </w:pPr>
+      <w:r>
+        <w:rPr w:rFonts="맑은 고딕">
+          <w:rFonts w:ascii="맑은 고딕" w:hAnsi="맑은 고딕" w:eastAsia="맑은 고딕"/>
+          <w:b w:val="0"/>
+          <w:color w:val="6B7280"/>
+          <w:sz w:val="21"/>
+        </w:rPr>
+        <w:t xml:space="preserve">· </w:t>
+      </w:r>
+      <w:r>
+        <w:rPr w:rFonts="맑은 고딕">
+          <w:rFonts w:ascii="맑은 고딕" w:hAnsi="맑은 고딕" w:eastAsia="맑은 고딕"/>
+          <w:b/>
+          <w:color w:val="1F2937"/>
+          <w:sz w:val="21"/>
+        </w:rPr>
+        <w:t xml:space="preserve">빈티지 감상 제언: </w:t>
+      </w:r>
+      <w:r>
+        <w:rPr w:rFonts="맑은 고딕">
+          <w:rFonts w:ascii="맑은 고딕" w:hAnsi="맑은 고딕" w:eastAsia="맑은 고딕"/>
+          <w:b w:val="0"/>
+          <w:sz w:val="21"/>
+        </w:rPr>
+        <w:t>아날로그 믹싱과 마스터링의 최정점에 도달한 음반인 만큼, 진공관 앰프의 부드러운 배음과 턴테이블 바늘을 통해 전해지는 소리의 결이 유난히 도드라집니다. 묵직하면서도 탄력적인 베이스 라인, 벨벳처럼 스피커를 감싸는 혼 섹션의 풍성한 질감, 그리고 가수의 숨결까지 포착해 내는 무대 중앙의 정위감을 차분히 음미하며 감상하시기를 권합니다.</w:t>
+      </w:r>
+    </w:p>
+    <w:p>
+      <w:pPr>
+        <w:spacing w:line="324" w:lineRule="auto" w:after="80"/>
+      </w:pPr>
+      <w:r>
+        <w:rPr w:rFonts="맑은 고딕">
+          <w:rFonts w:ascii="맑은 고딕" w:hAnsi="맑은 고딕" w:eastAsia="맑은 고딕"/>
+          <w:b w:val="0"/>
+          <w:color w:val="6B7280"/>
+          <w:sz w:val="21"/>
+        </w:rPr>
+        <w:t xml:space="preserve">· </w:t>
+      </w:r>
+      <w:r>
+        <w:rPr w:rFonts="맑은 고딕">
+          <w:rFonts w:ascii="맑은 고딕" w:hAnsi="맑은 고딕" w:eastAsia="맑은 고딕"/>
+          <w:b/>
+          <w:color w:val="1F2937"/>
+          <w:sz w:val="21"/>
+        </w:rPr>
+        <w:t xml:space="preserve">소장 가치: </w:t>
+      </w:r>
+      <w:r>
+        <w:rPr w:rFonts="맑은 고딕">
+          <w:rFonts w:ascii="맑은 고딕" w:hAnsi="맑은 고딕" w:eastAsia="맑은 고딕"/>
+          <w:b w:val="0"/>
+          <w:sz w:val="21"/>
+        </w:rPr>
+        <w:t>유명 일러스트레이터 알베르토 바르가스(Alberto Vargas)의 유려한 화풍이 담긴 매혹적인 게이트폴드 커버는 그 자체로 하나의 독립된 예술품으로서 시각적 만족감을 선사합니다. 80년대 아날로그 하이파이 레코딩의 정수를 증명하는 상징적인 명반으로서, 클래식과 팝을 아우르는 진정한 LP 컬렉터라면 결코 서재에서 빼놓을 수 없는 필수 소장반입니다.</w:t>
+      </w:r>
+    </w:p>
+    <w:p>
+      <w:pPr>
+        <w:spacing w:line="324" w:lineRule="auto" w:after="120" w:before="160"/>
+      </w:pPr>
+      <w:r>
+        <w:rPr w:rFonts="맑은 고딕">
+          <w:rFonts w:ascii="맑은 고딕" w:hAnsi="맑은 고딕" w:eastAsia="맑은 고딕"/>
+          <w:b/>
+          <w:color w:val="4338CA"/>
+          <w:sz w:val="21"/>
+        </w:rPr>
+        <w:t>이 음반을 통해 화려하고도 낭만적이었던 80년대 황금기의 세련된 공기와 퀸시 존스가 빚어낸 궁극의 사운드가 전해주는 감동을 다시 한번 경험해 보시는 것은 어떨까요?</w:t>
       </w:r>
     </w:p>
     <w:sectPr>
       <w:pgSz w:w="12240" w:h="15840"/>
-      <w:pgMar w:top="1440" w:right="1440" w:bottom="1440" w:left="1440" w:header="720" w:footer="720" w:gutter="0"/>
+      <w:pgMar w:top="1152" w:right="1296" w:bottom="1152" w:left="1296" w:header="720" w:footer="720" w:gutter="0"/>
       <w:cols w:space="720"/>
       <w:docGrid w:linePitch="360"/>
     </w:sectPr>

--- a/word_reports/LP_0287_위치_138_Quincy Jones_The Dude.docx
+++ b/word_reports/LP_0287_위치_138_Quincy Jones_The Dude.docx
@@ -32,7 +32,7 @@
     </w:p>
     <w:p>
       <w:pPr>
-        <w:spacing w:line="324" w:lineRule="auto" w:before="80" w:after="160"/>
+        <w:spacing w:line="324" w:lineRule="auto" w:before="80" w:after="120"/>
       </w:pPr>
       <w:r>
         <w:rPr w:rFonts="맑은 고딕">
@@ -42,13 +42,6 @@
           <w:sz w:val="22"/>
         </w:rPr>
         <w:t xml:space="preserve">[음반 소개] </w:t>
-      </w:r>
-      <w:r>
-        <w:rPr w:rFonts="맑은 고딕">
-          <w:rFonts w:ascii="맑은 고딕" w:hAnsi="맑은 고딕" w:eastAsia="맑은 고딕"/>
-          <w:b w:val="0"/>
-          <w:sz w:val="21"/>
-        </w:rPr>
       </w:r>
     </w:p>
     <w:p>
@@ -61,7 +54,33 @@
           <w:b w:val="0"/>
           <w:sz w:val="21"/>
         </w:rPr>
-        <w:t>20세기 대중음악의 거장 퀸시 존스가 1981년에 빚어낸 [The Dude]는 세련된 소울과 훵크, 우아한 팝과 재즈의 미학이 완벽한 균형을 이루며 유려하게 흐르는 기념비적인 걸작입니다. 마이클 잭슨의 전설적인 명작들을 조율하던 정점의 시기에 탄생한 이 음반은, 프로듀서이자 편곡자로서 그의 탁월한 안목과 독보적인 오케스트레이션 감각이 집약된 황금빛 결정체입니다. 제임스 잉그램의 감미로운 보이스와 빈틈없이 조율된 혼 섹션, 그리고 유연하게 넘실대는 어반 그루브는 반세기를 지나서도 여전히 세련된 도시적 낭만을 들려줍니다. 시대를 초월한 사운드 디자인의 진수를 품은 채 청자에게 격조 높은 음악적 포만감을 안겨주는, 대중음악 역사상 가장 찬란한 유산 중 하나입니다.</w:t>
+        <w:t>1981년 봄, 전 세계 대중음악계는 정교하게 세공된 보석과도 같은 찬란한 소리의 혁명을 목도하게 됩니다. 바로 마에스트로 퀸시 존스(Quincy Jones)의 독보적인 예술적 통솔력 아래 탄생한 불멸의 명작 《The Dude》입니다. 1970년대 후반 마이클 잭슨의 신화적 도약을 알린 앨범 《Off the Wall》을 진두지휘하며 프로듀서로서 절정의 기량을 과시하던 그는, 자신의 솔로 프로젝트를 통해 흑인 음악의 뿌리 깊은 소울과 재즈의 유려한 화성, 그리고 당시 태동하던 도회적 팝과 펑크(Funk)의 에너지를 유기적으로 융합하는 거대한 음향적 파노라마를 구현해 냈습니다.</w:t>
+      </w:r>
+    </w:p>
+    <w:p>
+      <w:pPr>
+        <w:spacing w:line="324" w:lineRule="auto" w:after="120"/>
+      </w:pPr>
+      <w:r>
+        <w:rPr w:rFonts="맑은 고딕">
+          <w:rFonts w:ascii="맑은 고딕" w:hAnsi="맑은 고딕" w:eastAsia="맑은 고딕"/>
+          <w:b w:val="0"/>
+          <w:sz w:val="21"/>
+        </w:rPr>
+        <w:t>이 음반은 단순한 상업적 히트작의 범주를 훌쩍 넘어섭니다. 빅밴드 재즈 편곡자로 출발해 영화음악과 팝의 정점까지 섭렵한 퀸시 존스의 음악적 생애가 집대성된 결정체이기 때문입니다. 그는 직접 전면에 나서 노래하지 않고도, 어니 왓츠, 툰츠 틸레망, 제임스 잉그램, 패티 오스틴 등 당대 최고의 연주자와 보컬리스트들을 거장의 붓놀림처럼 지휘하여 하나의 완결된 심포닉 팝 회화를 완성했습니다. 장르의 경계를 유려하게 허물어뜨리는 세련된 편곡과 숨소리마저 계산된 완벽한 사운드 밸런스는 대중음악 프로덕션이 도달할 수 있는 미학적 극한을 보여주었습니다.</w:t>
+      </w:r>
+    </w:p>
+    <w:p>
+      <w:pPr>
+        <w:spacing w:line="324" w:lineRule="auto" w:after="120"/>
+      </w:pPr>
+      <w:r>
+        <w:rPr w:rFonts="맑은 고딕">
+          <w:rFonts w:ascii="맑은 고딕" w:hAnsi="맑은 고딕" w:eastAsia="맑은 고딕"/>
+          <w:b w:val="0"/>
+          <w:sz w:val="21"/>
+        </w:rPr>
+        <w:t>《The Dude》가 세월의 풍화를 견디며 오늘날까지도 가슴 벅찬 서정적 울림을 선사하는 비결은, 기교적인 완벽함 이면에 깃든 인간적인 온기와 낭만성에 있습니다. 댄서블한 리듬 속에 응축된 활기찬 생명력과 현악 세션이 직조해내는 부드러운 선율미는 듣는 이의 마음을 단숨에 매료시키며, 거장의 손끝에서 피어난 세련된 도회적 서정은 40여 년이 지난 지금도 갓 채색을 마친 유채화처럼 찬란한 빛을 발합니다. 대중음악을 순수 예술의 경지로 끌어올린 이 음반은 클래식과 팝 애호가 모두에게 음악이 선사할 수 있는 가장 우아하고 풍요로운 기쁨을 일깨워줍니다.</w:t>
       </w:r>
     </w:p>
     <w:p>
@@ -168,7 +187,7 @@
           <w:b w:val="0"/>
           <w:sz w:val="21"/>
         </w:rPr>
-        <w:t>1981년 A&amp;M 레코드를 통해 발매된 본작은, 마이클 잭슨의 [Off The Wall] 대성공 이후이자 불멸의 명반 [Thriller]를 준비하던 황금기에 퀸시 존스가 자신의 음악적 철학과 진보된 스튜디오 레코딩 미학을 총집결하여 완성한 솔로 정규 앨범입니다.</w:t>
+        <w:t>1981년 3월 A&amp;M 레코드를 통해 발매된 퀸시 존스의 솔로 정규 앨범으로, 1980년대 팝/소울 음악의 새로운 사운드 표준을 제시한 역사적 마스터피스입니다.</w:t>
       </w:r>
     </w:p>
     <w:p>
@@ -199,7 +218,7 @@
           <w:b w:val="0"/>
           <w:sz w:val="21"/>
         </w:rPr>
-        <w:t>발매 직후 미국 빌보드 200 차트 9위, R&amp;B 앨범 차트 3위를 기록하며 비평과 상업성 양면에서 눈부신 성취를 거두었으며, RIAA(미국음반산업협회) 플래티넘 인증을 획득하며 전 세계적으로 수백만 장이 판매되는 거대한 반향을 일으켰습니다.</w:t>
+        <w:t>미국 빌보드 200 차트 9위, R&amp;B 앨범 차트 3위를 기록하였으며, 전 세계적으로 수백만 장 이상의 판매고를 올리며 미국음반산업협회(RIAA) 플래티넘 인증을 획득하는 등 대중적·상업적으로 막대한 성공을 거두었습니다.</w:t>
       </w:r>
     </w:p>
     <w:p>
@@ -230,7 +249,7 @@
           <w:b w:val="0"/>
           <w:sz w:val="21"/>
         </w:rPr>
-        <w:t>제24회 그래미 어워드에서 무려 12개 부문 후보에 오르는 경이로운 기록을 세웠으며, '최우수 R&amp;B 보컬 퍼포먼스(남성)'와 '최우수 인스트루멘털 편곡'을 비롯해 총 3개 부문을 석권하며 당대 음악계의 최고 권위를 인정받았습니다.</w:t>
+        <w:t>1982년 제24회 그래미 어워드에서 '올해의 앨범(Album of the Year)'을 포함한 총 12개 부문 후보에 올랐으며, '최우수 R&amp;B 보컬 퍼포먼스', '최우수 기악 편곡' 등 3개 부문을 석권하며 음악계의 절대적인 찬사와 공인을 받았습니다.</w:t>
       </w:r>
     </w:p>
     <w:p>
@@ -337,7 +356,7 @@
           <w:b w:val="0"/>
           <w:sz w:val="21"/>
         </w:rPr>
-        <w:t>솔로 (프로듀서, 작곡가, 편곡가, 지휘자)</w:t>
+        <w:t>솔로 (프로듀서, 작곡가, 편곡자, 지휘자)</w:t>
       </w:r>
     </w:p>
     <w:p>
@@ -368,7 +387,7 @@
           <w:b w:val="0"/>
           <w:sz w:val="21"/>
         </w:rPr>
-        <w:t>퀸시 존스는 재즈 빅밴드의 트럼펫 연주자이자 편곡자로 음악 여정을 시작하여 팝, R&amp;B, 소울, 영화 음악에 이르기까지 20세기 현대 음악의 지형도를 단신으로 재편한 위대한 거장입니다. 그래미 어워드 통산 28회 수상에 빛나는 그는 장르의 경계를 유려하게 허무는 세련된 화성학적 감각과 완벽주의에 가까운 사운드 프로덕션으로 대중문화사에 불멸의 족적을 남겼습니다.</w:t>
+        <w:t>퀸시 존스는 20세기와 21세기 현대 대중음악의 지형도를 바꾼 위대한 거장이자 총괄 프로듀서입니다. 재즈, 소울, 팝, 클래식을 자유자재로 넘나드는 독창적인 편곡 역량과 음악적 혜안으로 마이클 잭슨의 《Thriller》를 비롯한 수많은 역사적 걸작을 탄생시키며 팝 음악사상 가장 영향력 있는 마에스트로로 추앙받고 있습니다.</w:t>
       </w:r>
     </w:p>
     <w:p>
@@ -413,7 +432,7 @@
           <w:b w:val="0"/>
           <w:sz w:val="21"/>
         </w:rPr>
-        <w:t>[The Dude]는 1970년대 후반의 디스코 열풍이 정제되어 1980년대 현대적인 세련미를 띤 어반 팝(Urban Pop)과 컨템퍼러리 R&amp;B로 진화하는 음악사적 변곡점에 위치한 명반입니다. 전설적인 엔지니어 브루스 스위디언과 협업하여 완성한 정교하고 입체적인 음향은 훗날 역사상 최고의 베스트셀러가 된 마이클 잭슨 [Thriller] 사운드의 모태이자 표준이 되었으며, 오늘날까지 프로듀싱의 절대적 교과서로 칭송받고 있습니다.</w:t>
+        <w:t>1970년대의 디스코 열풍이 저물고 1980년대 현대적 어반(Urban) 사운드가 만개하는 전환기에 탄생한 음반으로, 재즈의 정교한 화성학과 펑크의 리듬감, 팝의 대중성이 완벽한 삼위일체를 이룬 교과서적 명반입니다. 훗날 펼쳐질 80년대 메가 팝 사운드의 청사진을 제시한 혁명적인 작품으로 평가받습니다.</w:t>
       </w:r>
     </w:p>
     <w:p>
@@ -444,7 +463,7 @@
           <w:b w:val="0"/>
           <w:sz w:val="21"/>
         </w:rPr>
-        <w:t>1980년대 초, 화려한 네온사인과 도시의 역동성 속에서 청춘들이 갈망하던 낭만과 밤의 공기가 앨범 전체에 매혹적으로 흐르고 있습니다. 라디오 주파수를 타고 흘러나오는 감미로운 멜로디에 가슴을 적시고 댄스 플로어의 세련된 리듬에 몸을 맡기던 당시 젊은이들의 감수성과 풍요로웠던 아날로그 시대의 온기가 고스란히 각인되어 있습니다.</w:t>
+        <w:t>1980년대 초 도회적 삶의 여유와 낭만을 갈망하던 젊은 세대의 공기를 세련된 그루브로 포착해 냈습니다. 화려하면서도 고독이 감도는 도시의 밤거리, 세련된 카세트테이프와 바이닐 문화 속에서 피어난 청춘들의 낭만과 설렘이 감각적인 멜로디와 어우러져 한 편의 시대를 수놓은 영화처럼 펼쳐집니다.</w:t>
       </w:r>
     </w:p>
     <w:p>
@@ -489,7 +508,7 @@
           <w:b w:val="0"/>
           <w:sz w:val="21"/>
         </w:rPr>
-        <w:t>앨범의 포문을 여는 "Ai No Corrida"는 폭발적인 브라스와 매혹적인 그루브로 단숨에 귀를 사로잡으며, 무명이었던 제임스 잉그램을 단숨에 스타덤에 올려놓은 "Just Once"와 "One Hundred Ways"는 서정적인 멜로디와 호소력 짙은 음색이 어우러져 깊은 울림을 자아냅니다. 또한 패티 오스틴의 산뜻한 보컬이 돋보이는 "Razzamatazz"와 타이틀곡 "The Dude"에 이르기까지, 전 곡이 유기적인 완결성을 뽐내며 유려한 도회적 서정미를 선사합니다.</w:t>
+        <w:t>일본 록 밴드의 곡을 경쾌한 브라스 펑크로 재해석한 오프닝 트랙 〈Ai No Corrida〉의 폭발적인 생동감, 묵직하고 유쾌한 그루브를 뽐내는 타이틀곡 〈The Dude〉, 그리고 신예 제임스 잉그램의 깊고 서정적인 보컬이 심금을 울리는 팝 발라드의 명편 〈Just Once〉와 감미로운 하모니카 선율이 돋보이는 〈One Hundred Ways〉 등 모든 곡이 독자적인 서정성과 완벽한 편곡의 미덕을 자랑합니다.</w:t>
       </w:r>
     </w:p>
     <w:p>
@@ -520,7 +539,7 @@
           <w:b w:val="0"/>
           <w:sz w:val="21"/>
         </w:rPr>
-        <w:t>아날로그 믹싱과 마스터링의 최정점에 도달한 음반인 만큼, 진공관 앰프의 부드러운 배음과 턴테이블 바늘을 통해 전해지는 소리의 결이 유난히 도드라집니다. 묵직하면서도 탄력적인 베이스 라인, 벨벳처럼 스피커를 감싸는 혼 섹션의 풍성한 질감, 그리고 가수의 숨결까지 포착해 내는 무대 중앙의 정위감을 차분히 음미하며 감상하시기를 권합니다.</w:t>
+        <w:t>전설적인 엔지니어 브루스 스위디언(Bruce Swedien)이 구축한 광활한 스테이징과 밀도 높은 베이스라인은 아날로그 LP로 들을 때 비로소 진가를 드러냅니다. 따스한 진공관 앰프를 통해 재생되는 브라스의 탄력적인 질감과 현악 오케스트레이션의 유려한 결, 그리고 바늘이 바이닐의 소리골을 긁으며 뿜어내는 풍성하고 입체적인 공간감에 귀를 기울이시길 권합니다.</w:t>
       </w:r>
     </w:p>
     <w:p>
@@ -551,7 +570,7 @@
           <w:b w:val="0"/>
           <w:sz w:val="21"/>
         </w:rPr>
-        <w:t>유명 일러스트레이터 알베르토 바르가스(Alberto Vargas)의 유려한 화풍이 담긴 매혹적인 게이트폴드 커버는 그 자체로 하나의 독립된 예술품으로서 시각적 만족감을 선사합니다. 80년대 아날로그 하이파이 레코딩의 정수를 증명하는 상징적인 명반으로서, 클래식과 팝을 아우르는 진정한 LP 컬렉터라면 결코 서재에서 빼놓을 수 없는 필수 소장반입니다.</w:t>
+        <w:t>대중음악 프로덕션의 미학적 정점에 위치한 앨범이자, 거장 퀸시 존스의 음악적 황금기를 고스란히 담아낸 바이닐로, 시대를 초월한 사운드 퀄리티와 감각적인 커버 아트워크까지 갖추어 모든 클래식/팝 LP 컬렉터의 서랍 한편을 영구히 지켜야 할 필수 소장반입니다.</w:t>
       </w:r>
     </w:p>
     <w:p>
@@ -565,7 +584,7 @@
           <w:color w:val="4338CA"/>
           <w:sz w:val="21"/>
         </w:rPr>
-        <w:t>이 음반을 통해 화려하고도 낭만적이었던 80년대 황금기의 세련된 공기와 퀸시 존스가 빚어낸 궁극의 사운드가 전해주는 감동을 다시 한번 경험해 보시는 것은 어떨까요?</w:t>
+        <w:t>이 음반을 통해 아날로그의 섬세한 숨결 속에서 시대를 초월한 마에스트로 퀸시 존스가 전해주는 감동을 다시 한번 경험해 보시는 것은 어떨까요?</w:t>
       </w:r>
     </w:p>
     <w:sectPr>
